--- a/research/autonomy/continuation-2026-10-02/methylation-publication/outgoing/online-resource-1.docx
+++ b/research/autonomy/continuation-2026-10-02/methylation-publication/outgoing/online-resource-1.docx
@@ -81,7 +81,7 @@
     </w:p>
     <w:p>
       <w:r>
-        <w:t>The saved paired contrasts use within-profile differences on the same evaluation panel. For each contrast, 1,000 bootstrap draws resample supplier or chip blocks with replacement using seed 2601001; each draw divides its sum of losses by its total sampled profile count. The 2.5th and 97.5th percentiles are descriptive conditional intervals. There are 26 suppliers or 286 chips. Models are not refitted in this bootstrap; overlapping training sets, alternative splits and unmeasured patient clustering are not resolved by these intervals. Online table 3 exports the already-computed contrasts and intervals unchanged.</w:t>
+        <w:t>The saved paired contrasts use within-profile differences on the same evaluation panel. For each contrast, 1,000 bootstrap draws resample supplier or chip blocks with replacement using seed 2601001; each draw divides its sum of paired loss differences by its total sampled profile count. The 2.5th and 97.5th percentiles are descriptive conditional intervals. There are 26 suppliers or 286 chips. Models are not refitted in this bootstrap; overlapping training sets, alternative splits and unmeasured patient clustering are not resolved by these intervals. Online table 3 exports the already-computed contrasts and intervals unchanged.</w:t>
       </w:r>
     </w:p>
     <w:p>
@@ -94,7 +94,47 @@
     </w:p>
     <w:p>
       <w:r>
-        <w:t>The fixed mapping rules are listed in Online table 4. Matching is case insensitive with bounded gene names, optional whitespace around the source colon delimiter, and an explicit fusion annotation. Notes indicating no RNA, a reported historical result, unclear evidence, or no fusion are excluded; absent mappings and conflicting class mappings are excluded. The exact original implementation and all 428 inclusion/exclusion rows are preserved. The resulting 120-profile, 12-class subset is fixed for this report, but the inspected history does not establish freezing before prediction inspection. The annotations were author reported and not independently blinded diagnostic adjudication.</w:t>
+        <w:t xml:space="preserve">The fixed mapping rules are listed in Online table 4. Matching is case insensitive with bounded gene names, optional whitespace around the source colon delimiter, and an explicit fusion annotation. The case-insensitive exclusion patterns are </w:t>
+      </w:r>
+      <w:r>
+        <w:rPr>
+          <w:rFonts w:ascii="Courier New" w:hAnsi="Courier New"/>
+          <w:sz w:val="18"/>
+        </w:rPr>
+        <w:t>no\s+RNA</w:t>
+      </w:r>
+      <w:r>
+        <w:t xml:space="preserve">, </w:t>
+      </w:r>
+      <w:r>
+        <w:rPr>
+          <w:rFonts w:ascii="Courier New" w:hAnsi="Courier New"/>
+          <w:sz w:val="18"/>
+        </w:rPr>
+        <w:t>reported</w:t>
+      </w:r>
+      <w:r>
+        <w:t xml:space="preserve">, </w:t>
+      </w:r>
+      <w:r>
+        <w:rPr>
+          <w:rFonts w:ascii="Courier New" w:hAnsi="Courier New"/>
+          <w:sz w:val="18"/>
+        </w:rPr>
+        <w:t>unclear</w:t>
+      </w:r>
+      <w:r>
+        <w:t xml:space="preserve">, and </w:t>
+      </w:r>
+      <w:r>
+        <w:rPr>
+          <w:rFonts w:ascii="Courier New" w:hAnsi="Courier New"/>
+          <w:sz w:val="18"/>
+        </w:rPr>
+        <w:t>no\s+fusion</w:t>
+      </w:r>
+      <w:r>
+        <w:t>; these are literal text heuristics, not semantic adjudication. Notes matching a pattern are excluded; absent mappings and conflicting class mappings are excluded. The exact original implementation and all 428 inclusion/exclusion rows are preserved. The resulting 120-profile, 12-class subset is fixed for this report, but the inspected history does not establish freezing before prediction inspection. The annotations were author reported and not independently blinded diagnostic adjudication.</w:t>
       </w:r>
     </w:p>
     <w:p>

--- a/research/autonomy/continuation-2026-10-02/methylation-publication/outgoing/online-resource-1.docx
+++ b/research/autonomy/continuation-2026-10-02/methylation-publication/outgoing/online-resource-1.docx
@@ -101,7 +101,7 @@
           <w:rFonts w:ascii="Courier New" w:hAnsi="Courier New"/>
           <w:sz w:val="18"/>
         </w:rPr>
-        <w:t>no\s+RNA</w:t>
+        <w:t>\bno\s+RNA\b</w:t>
       </w:r>
       <w:r>
         <w:t xml:space="preserve">, </w:t>
@@ -131,7 +131,7 @@
           <w:rFonts w:ascii="Courier New" w:hAnsi="Courier New"/>
           <w:sz w:val="18"/>
         </w:rPr>
-        <w:t>no\s+fusion</w:t>
+        <w:t>\bno\s+fusion\b</w:t>
       </w:r>
       <w:r>
         <w:t>; these are literal text heuristics, not semantic adjudication. Notes matching a pattern are excluded; absent mappings and conflicting class mappings are excluded. The exact original implementation and all 428 inclusion/exclusion rows are preserved. The resulting 120-profile, 12-class subset is fixed for this report, but the inspected history does not establish freezing before prediction inspection. The annotations were author reported and not independently blinded diagnostic adjudication.</w:t>

--- a/research/autonomy/continuation-2026-10-02/methylation-publication/outgoing/online-resource-1.docx
+++ b/research/autonomy/continuation-2026-10-02/methylation-publication/outgoing/online-resource-1.docx
@@ -664,7 +664,7 @@
       <w:outlineLvl w:val="0"/>
     </w:pPr>
     <w:rPr>
-      <w:rFonts w:asciiTheme="majorHAnsi" w:eastAsiaTheme="majorEastAsia" w:hAnsiTheme="majorHAnsi" w:cstheme="majorBidi" w:ascii="Times New Roman" w:hAnsi="Times New Roman"/>
+      <w:rFonts w:ascii="Times New Roman" w:hAnsi="Times New Roman"/>
       <w:b/>
       <w:bCs/>
       <w:color w:val="000000"/>
@@ -688,7 +688,7 @@
       <w:outlineLvl w:val="1"/>
     </w:pPr>
     <w:rPr>
-      <w:rFonts w:asciiTheme="majorHAnsi" w:eastAsiaTheme="majorEastAsia" w:hAnsiTheme="majorHAnsi" w:cstheme="majorBidi" w:ascii="Times New Roman" w:hAnsi="Times New Roman"/>
+      <w:rFonts w:ascii="Times New Roman" w:hAnsi="Times New Roman"/>
       <w:b/>
       <w:bCs/>
       <w:color w:val="000000"/>
@@ -712,7 +712,7 @@
       <w:outlineLvl w:val="2"/>
     </w:pPr>
     <w:rPr>
-      <w:rFonts w:asciiTheme="majorHAnsi" w:eastAsiaTheme="majorEastAsia" w:hAnsiTheme="majorHAnsi" w:cstheme="majorBidi" w:ascii="Times New Roman" w:hAnsi="Times New Roman"/>
+      <w:rFonts w:ascii="Times New Roman" w:hAnsi="Times New Roman"/>
       <w:b/>
       <w:bCs/>
       <w:color w:val="000000"/>
@@ -736,7 +736,7 @@
       <w:outlineLvl w:val="3"/>
     </w:pPr>
     <w:rPr>
-      <w:rFonts w:asciiTheme="majorHAnsi" w:eastAsiaTheme="majorEastAsia" w:hAnsiTheme="majorHAnsi" w:cstheme="majorBidi"/>
+      <w:rFonts/>
       <w:b/>
       <w:bCs/>
       <w:i/>
@@ -761,7 +761,7 @@
       <w:outlineLvl w:val="4"/>
     </w:pPr>
     <w:rPr>
-      <w:rFonts w:asciiTheme="majorHAnsi" w:eastAsiaTheme="majorEastAsia" w:hAnsiTheme="majorHAnsi" w:cstheme="majorBidi"/>
+      <w:rFonts/>
       <w:color w:val="243F60" w:themeColor="accent1" w:themeShade="7F"/>
     </w:rPr>
   </w:style>
@@ -782,7 +782,7 @@
       <w:outlineLvl w:val="5"/>
     </w:pPr>
     <w:rPr>
-      <w:rFonts w:asciiTheme="majorHAnsi" w:eastAsiaTheme="majorEastAsia" w:hAnsiTheme="majorHAnsi" w:cstheme="majorBidi"/>
+      <w:rFonts/>
       <w:i/>
       <w:iCs/>
       <w:color w:val="243F60" w:themeColor="accent1" w:themeShade="7F"/>
@@ -805,7 +805,7 @@
       <w:outlineLvl w:val="6"/>
     </w:pPr>
     <w:rPr>
-      <w:rFonts w:asciiTheme="majorHAnsi" w:eastAsiaTheme="majorEastAsia" w:hAnsiTheme="majorHAnsi" w:cstheme="majorBidi"/>
+      <w:rFonts/>
       <w:i/>
       <w:iCs/>
       <w:color w:val="404040" w:themeColor="text1" w:themeTint="BF"/>
@@ -828,7 +828,7 @@
       <w:outlineLvl w:val="7"/>
     </w:pPr>
     <w:rPr>
-      <w:rFonts w:asciiTheme="majorHAnsi" w:eastAsiaTheme="majorEastAsia" w:hAnsiTheme="majorHAnsi" w:cstheme="majorBidi"/>
+      <w:rFonts/>
       <w:color w:val="4F81BD" w:themeColor="accent1"/>
       <w:sz w:val="20"/>
       <w:szCs w:val="20"/>
@@ -851,7 +851,7 @@
       <w:outlineLvl w:val="8"/>
     </w:pPr>
     <w:rPr>
-      <w:rFonts w:asciiTheme="majorHAnsi" w:eastAsiaTheme="majorEastAsia" w:hAnsiTheme="majorHAnsi" w:cstheme="majorBidi"/>
+      <w:rFonts/>
       <w:i/>
       <w:iCs/>
       <w:color w:val="404040" w:themeColor="text1" w:themeTint="BF"/>
@@ -902,7 +902,7 @@
     <w:uiPriority w:val="9"/>
     <w:rsid w:val="00FC693F"/>
     <w:rPr>
-      <w:rFonts w:asciiTheme="majorHAnsi" w:eastAsiaTheme="majorEastAsia" w:hAnsiTheme="majorHAnsi" w:cstheme="majorBidi"/>
+      <w:rFonts/>
       <w:b/>
       <w:bCs/>
       <w:color w:val="365F91" w:themeColor="accent1" w:themeShade="BF"/>
@@ -917,7 +917,7 @@
     <w:uiPriority w:val="9"/>
     <w:rsid w:val="00FC693F"/>
     <w:rPr>
-      <w:rFonts w:asciiTheme="majorHAnsi" w:eastAsiaTheme="majorEastAsia" w:hAnsiTheme="majorHAnsi" w:cstheme="majorBidi"/>
+      <w:rFonts/>
       <w:b/>
       <w:bCs/>
       <w:color w:val="4F81BD" w:themeColor="accent1"/>
@@ -932,7 +932,7 @@
     <w:uiPriority w:val="9"/>
     <w:rsid w:val="00FC693F"/>
     <w:rPr>
-      <w:rFonts w:asciiTheme="majorHAnsi" w:eastAsiaTheme="majorEastAsia" w:hAnsiTheme="majorHAnsi" w:cstheme="majorBidi"/>
+      <w:rFonts/>
       <w:b/>
       <w:bCs/>
       <w:color w:val="4F81BD" w:themeColor="accent1"/>
@@ -948,14 +948,11 @@
     <w:rsid w:val="00FC693F"/>
     <w:pPr>
       <w:keepNext/>
-      <w:pBdr>
-        <w:bottom w:val="single" w:sz="8" w:space="4" w:color="4F81BD" w:themeColor="accent1"/>
-      </w:pBdr>
       <w:spacing w:after="100" w:line="240" w:lineRule="auto" w:before="200"/>
       <w:contextualSpacing/>
     </w:pPr>
     <w:rPr>
-      <w:rFonts w:asciiTheme="majorHAnsi" w:eastAsiaTheme="majorEastAsia" w:hAnsiTheme="majorHAnsi" w:cstheme="majorBidi" w:ascii="Times New Roman" w:hAnsi="Times New Roman"/>
+      <w:rFonts w:ascii="Times New Roman" w:hAnsi="Times New Roman"/>
       <w:b/>
       <w:color w:val="000000"/>
       <w:spacing w:val="5"/>
@@ -971,7 +968,7 @@
     <w:uiPriority w:val="10"/>
     <w:rsid w:val="00FC693F"/>
     <w:rPr>
-      <w:rFonts w:asciiTheme="majorHAnsi" w:eastAsiaTheme="majorEastAsia" w:hAnsiTheme="majorHAnsi" w:cstheme="majorBidi"/>
+      <w:rFonts/>
       <w:color w:val="17365D" w:themeColor="text2" w:themeShade="BF"/>
       <w:spacing w:val="5"/>
       <w:kern w:val="28"/>
@@ -993,7 +990,7 @@
       </w:numPr>
     </w:pPr>
     <w:rPr>
-      <w:rFonts w:asciiTheme="majorHAnsi" w:eastAsiaTheme="majorEastAsia" w:hAnsiTheme="majorHAnsi" w:cstheme="majorBidi"/>
+      <w:rFonts/>
       <w:i/>
       <w:iCs/>
       <w:color w:val="4F81BD" w:themeColor="accent1"/>
@@ -1009,7 +1006,7 @@
     <w:uiPriority w:val="11"/>
     <w:rsid w:val="00FC693F"/>
     <w:rPr>
-      <w:rFonts w:asciiTheme="majorHAnsi" w:eastAsiaTheme="majorEastAsia" w:hAnsiTheme="majorHAnsi" w:cstheme="majorBidi"/>
+      <w:rFonts/>
       <w:i/>
       <w:iCs/>
       <w:color w:val="4F81BD" w:themeColor="accent1"/>
@@ -1307,7 +1304,7 @@
     <w:semiHidden/>
     <w:rsid w:val="00FC693F"/>
     <w:rPr>
-      <w:rFonts w:asciiTheme="majorHAnsi" w:eastAsiaTheme="majorEastAsia" w:hAnsiTheme="majorHAnsi" w:cstheme="majorBidi"/>
+      <w:rFonts/>
       <w:b/>
       <w:bCs/>
       <w:i/>
@@ -1323,7 +1320,7 @@
     <w:semiHidden/>
     <w:rsid w:val="00FC693F"/>
     <w:rPr>
-      <w:rFonts w:asciiTheme="majorHAnsi" w:eastAsiaTheme="majorEastAsia" w:hAnsiTheme="majorHAnsi" w:cstheme="majorBidi"/>
+      <w:rFonts/>
       <w:color w:val="243F60" w:themeColor="accent1" w:themeShade="7F"/>
     </w:rPr>
   </w:style>
@@ -1335,7 +1332,7 @@
     <w:semiHidden/>
     <w:rsid w:val="00FC693F"/>
     <w:rPr>
-      <w:rFonts w:asciiTheme="majorHAnsi" w:eastAsiaTheme="majorEastAsia" w:hAnsiTheme="majorHAnsi" w:cstheme="majorBidi"/>
+      <w:rFonts/>
       <w:i/>
       <w:iCs/>
       <w:color w:val="243F60" w:themeColor="accent1" w:themeShade="7F"/>
@@ -1349,7 +1346,7 @@
     <w:semiHidden/>
     <w:rsid w:val="00FC693F"/>
     <w:rPr>
-      <w:rFonts w:asciiTheme="majorHAnsi" w:eastAsiaTheme="majorEastAsia" w:hAnsiTheme="majorHAnsi" w:cstheme="majorBidi"/>
+      <w:rFonts/>
       <w:i/>
       <w:iCs/>
       <w:color w:val="404040" w:themeColor="text1" w:themeTint="BF"/>
@@ -1363,7 +1360,7 @@
     <w:semiHidden/>
     <w:rsid w:val="00FC693F"/>
     <w:rPr>
-      <w:rFonts w:asciiTheme="majorHAnsi" w:eastAsiaTheme="majorEastAsia" w:hAnsiTheme="majorHAnsi" w:cstheme="majorBidi"/>
+      <w:rFonts/>
       <w:color w:val="4F81BD" w:themeColor="accent1"/>
       <w:sz w:val="20"/>
       <w:szCs w:val="20"/>
@@ -1377,7 +1374,7 @@
     <w:semiHidden/>
     <w:rsid w:val="00FC693F"/>
     <w:rPr>
-      <w:rFonts w:asciiTheme="majorHAnsi" w:eastAsiaTheme="majorEastAsia" w:hAnsiTheme="majorHAnsi" w:cstheme="majorBidi"/>
+      <w:rFonts/>
       <w:i/>
       <w:iCs/>
       <w:color w:val="404040" w:themeColor="text1" w:themeTint="BF"/>
@@ -1436,9 +1433,6 @@
     <w:qFormat/>
     <w:rsid w:val="00FC693F"/>
     <w:pPr>
-      <w:pBdr>
-        <w:bottom w:val="single" w:sz="4" w:space="4" w:color="4F81BD" w:themeColor="accent1"/>
-      </w:pBdr>
       <w:spacing w:before="200" w:after="280"/>
       <w:ind w:left="936" w:right="936"/>
     </w:pPr>
@@ -2966,7 +2960,7 @@
         <w:spacing w:before="0" w:after="0" w:line="240" w:lineRule="auto"/>
       </w:pPr>
       <w:rPr>
-        <w:rFonts w:asciiTheme="majorHAnsi" w:eastAsiaTheme="majorEastAsia" w:hAnsiTheme="majorHAnsi" w:cstheme="majorBidi"/>
+        <w:rFonts/>
         <w:b/>
         <w:bCs/>
       </w:rPr>
@@ -2987,7 +2981,7 @@
         <w:spacing w:before="0" w:after="0" w:line="240" w:lineRule="auto"/>
       </w:pPr>
       <w:rPr>
-        <w:rFonts w:asciiTheme="majorHAnsi" w:eastAsiaTheme="majorEastAsia" w:hAnsiTheme="majorHAnsi" w:cstheme="majorBidi"/>
+        <w:rFonts/>
         <w:b/>
         <w:bCs/>
       </w:rPr>
@@ -3005,14 +2999,14 @@
     </w:tblStylePr>
     <w:tblStylePr w:type="firstCol">
       <w:rPr>
-        <w:rFonts w:asciiTheme="majorHAnsi" w:eastAsiaTheme="majorEastAsia" w:hAnsiTheme="majorHAnsi" w:cstheme="majorBidi"/>
+        <w:rFonts/>
         <w:b/>
         <w:bCs/>
       </w:rPr>
     </w:tblStylePr>
     <w:tblStylePr w:type="lastCol">
       <w:rPr>
-        <w:rFonts w:asciiTheme="majorHAnsi" w:eastAsiaTheme="majorEastAsia" w:hAnsiTheme="majorHAnsi" w:cstheme="majorBidi"/>
+        <w:rFonts/>
         <w:b/>
         <w:bCs/>
       </w:rPr>
@@ -3096,7 +3090,7 @@
         <w:spacing w:before="0" w:after="0" w:line="240" w:lineRule="auto"/>
       </w:pPr>
       <w:rPr>
-        <w:rFonts w:asciiTheme="majorHAnsi" w:eastAsiaTheme="majorEastAsia" w:hAnsiTheme="majorHAnsi" w:cstheme="majorBidi"/>
+        <w:rFonts/>
         <w:b/>
         <w:bCs/>
       </w:rPr>
@@ -3117,7 +3111,7 @@
         <w:spacing w:before="0" w:after="0" w:line="240" w:lineRule="auto"/>
       </w:pPr>
       <w:rPr>
-        <w:rFonts w:asciiTheme="majorHAnsi" w:eastAsiaTheme="majorEastAsia" w:hAnsiTheme="majorHAnsi" w:cstheme="majorBidi"/>
+        <w:rFonts/>
         <w:b/>
         <w:bCs/>
       </w:rPr>
@@ -3135,14 +3129,14 @@
     </w:tblStylePr>
     <w:tblStylePr w:type="firstCol">
       <w:rPr>
-        <w:rFonts w:asciiTheme="majorHAnsi" w:eastAsiaTheme="majorEastAsia" w:hAnsiTheme="majorHAnsi" w:cstheme="majorBidi"/>
+        <w:rFonts/>
         <w:b/>
         <w:bCs/>
       </w:rPr>
     </w:tblStylePr>
     <w:tblStylePr w:type="lastCol">
       <w:rPr>
-        <w:rFonts w:asciiTheme="majorHAnsi" w:eastAsiaTheme="majorEastAsia" w:hAnsiTheme="majorHAnsi" w:cstheme="majorBidi"/>
+        <w:rFonts/>
         <w:b/>
         <w:bCs/>
       </w:rPr>
@@ -3226,7 +3220,7 @@
         <w:spacing w:before="0" w:after="0" w:line="240" w:lineRule="auto"/>
       </w:pPr>
       <w:rPr>
-        <w:rFonts w:asciiTheme="majorHAnsi" w:eastAsiaTheme="majorEastAsia" w:hAnsiTheme="majorHAnsi" w:cstheme="majorBidi"/>
+        <w:rFonts/>
         <w:b/>
         <w:bCs/>
       </w:rPr>
@@ -3247,7 +3241,7 @@
         <w:spacing w:before="0" w:after="0" w:line="240" w:lineRule="auto"/>
       </w:pPr>
       <w:rPr>
-        <w:rFonts w:asciiTheme="majorHAnsi" w:eastAsiaTheme="majorEastAsia" w:hAnsiTheme="majorHAnsi" w:cstheme="majorBidi"/>
+        <w:rFonts/>
         <w:b/>
         <w:bCs/>
       </w:rPr>
@@ -3265,14 +3259,14 @@
     </w:tblStylePr>
     <w:tblStylePr w:type="firstCol">
       <w:rPr>
-        <w:rFonts w:asciiTheme="majorHAnsi" w:eastAsiaTheme="majorEastAsia" w:hAnsiTheme="majorHAnsi" w:cstheme="majorBidi"/>
+        <w:rFonts/>
         <w:b/>
         <w:bCs/>
       </w:rPr>
     </w:tblStylePr>
     <w:tblStylePr w:type="lastCol">
       <w:rPr>
-        <w:rFonts w:asciiTheme="majorHAnsi" w:eastAsiaTheme="majorEastAsia" w:hAnsiTheme="majorHAnsi" w:cstheme="majorBidi"/>
+        <w:rFonts/>
         <w:b/>
         <w:bCs/>
       </w:rPr>
@@ -3356,7 +3350,7 @@
         <w:spacing w:before="0" w:after="0" w:line="240" w:lineRule="auto"/>
       </w:pPr>
       <w:rPr>
-        <w:rFonts w:asciiTheme="majorHAnsi" w:eastAsiaTheme="majorEastAsia" w:hAnsiTheme="majorHAnsi" w:cstheme="majorBidi"/>
+        <w:rFonts/>
         <w:b/>
         <w:bCs/>
       </w:rPr>
@@ -3377,7 +3371,7 @@
         <w:spacing w:before="0" w:after="0" w:line="240" w:lineRule="auto"/>
       </w:pPr>
       <w:rPr>
-        <w:rFonts w:asciiTheme="majorHAnsi" w:eastAsiaTheme="majorEastAsia" w:hAnsiTheme="majorHAnsi" w:cstheme="majorBidi"/>
+        <w:rFonts/>
         <w:b/>
         <w:bCs/>
       </w:rPr>
@@ -3395,14 +3389,14 @@
     </w:tblStylePr>
     <w:tblStylePr w:type="firstCol">
       <w:rPr>
-        <w:rFonts w:asciiTheme="majorHAnsi" w:eastAsiaTheme="majorEastAsia" w:hAnsiTheme="majorHAnsi" w:cstheme="majorBidi"/>
+        <w:rFonts/>
         <w:b/>
         <w:bCs/>
       </w:rPr>
     </w:tblStylePr>
     <w:tblStylePr w:type="lastCol">
       <w:rPr>
-        <w:rFonts w:asciiTheme="majorHAnsi" w:eastAsiaTheme="majorEastAsia" w:hAnsiTheme="majorHAnsi" w:cstheme="majorBidi"/>
+        <w:rFonts/>
         <w:b/>
         <w:bCs/>
       </w:rPr>
@@ -3486,7 +3480,7 @@
         <w:spacing w:before="0" w:after="0" w:line="240" w:lineRule="auto"/>
       </w:pPr>
       <w:rPr>
-        <w:rFonts w:asciiTheme="majorHAnsi" w:eastAsiaTheme="majorEastAsia" w:hAnsiTheme="majorHAnsi" w:cstheme="majorBidi"/>
+        <w:rFonts/>
         <w:b/>
         <w:bCs/>
       </w:rPr>
@@ -3507,7 +3501,7 @@
         <w:spacing w:before="0" w:after="0" w:line="240" w:lineRule="auto"/>
       </w:pPr>
       <w:rPr>
-        <w:rFonts w:asciiTheme="majorHAnsi" w:eastAsiaTheme="majorEastAsia" w:hAnsiTheme="majorHAnsi" w:cstheme="majorBidi"/>
+        <w:rFonts/>
         <w:b/>
         <w:bCs/>
       </w:rPr>
@@ -3525,14 +3519,14 @@
     </w:tblStylePr>
     <w:tblStylePr w:type="firstCol">
       <w:rPr>
-        <w:rFonts w:asciiTheme="majorHAnsi" w:eastAsiaTheme="majorEastAsia" w:hAnsiTheme="majorHAnsi" w:cstheme="majorBidi"/>
+        <w:rFonts/>
         <w:b/>
         <w:bCs/>
       </w:rPr>
     </w:tblStylePr>
     <w:tblStylePr w:type="lastCol">
       <w:rPr>
-        <w:rFonts w:asciiTheme="majorHAnsi" w:eastAsiaTheme="majorEastAsia" w:hAnsiTheme="majorHAnsi" w:cstheme="majorBidi"/>
+        <w:rFonts/>
         <w:b/>
         <w:bCs/>
       </w:rPr>
@@ -3616,7 +3610,7 @@
         <w:spacing w:before="0" w:after="0" w:line="240" w:lineRule="auto"/>
       </w:pPr>
       <w:rPr>
-        <w:rFonts w:asciiTheme="majorHAnsi" w:eastAsiaTheme="majorEastAsia" w:hAnsiTheme="majorHAnsi" w:cstheme="majorBidi"/>
+        <w:rFonts/>
         <w:b/>
         <w:bCs/>
       </w:rPr>
@@ -3637,7 +3631,7 @@
         <w:spacing w:before="0" w:after="0" w:line="240" w:lineRule="auto"/>
       </w:pPr>
       <w:rPr>
-        <w:rFonts w:asciiTheme="majorHAnsi" w:eastAsiaTheme="majorEastAsia" w:hAnsiTheme="majorHAnsi" w:cstheme="majorBidi"/>
+        <w:rFonts/>
         <w:b/>
         <w:bCs/>
       </w:rPr>
@@ -3655,14 +3649,14 @@
     </w:tblStylePr>
     <w:tblStylePr w:type="firstCol">
       <w:rPr>
-        <w:rFonts w:asciiTheme="majorHAnsi" w:eastAsiaTheme="majorEastAsia" w:hAnsiTheme="majorHAnsi" w:cstheme="majorBidi"/>
+        <w:rFonts/>
         <w:b/>
         <w:bCs/>
       </w:rPr>
     </w:tblStylePr>
     <w:tblStylePr w:type="lastCol">
       <w:rPr>
-        <w:rFonts w:asciiTheme="majorHAnsi" w:eastAsiaTheme="majorEastAsia" w:hAnsiTheme="majorHAnsi" w:cstheme="majorBidi"/>
+        <w:rFonts/>
         <w:b/>
         <w:bCs/>
       </w:rPr>
@@ -3746,7 +3740,7 @@
         <w:spacing w:before="0" w:after="0" w:line="240" w:lineRule="auto"/>
       </w:pPr>
       <w:rPr>
-        <w:rFonts w:asciiTheme="majorHAnsi" w:eastAsiaTheme="majorEastAsia" w:hAnsiTheme="majorHAnsi" w:cstheme="majorBidi"/>
+        <w:rFonts/>
         <w:b/>
         <w:bCs/>
       </w:rPr>
@@ -3767,7 +3761,7 @@
         <w:spacing w:before="0" w:after="0" w:line="240" w:lineRule="auto"/>
       </w:pPr>
       <w:rPr>
-        <w:rFonts w:asciiTheme="majorHAnsi" w:eastAsiaTheme="majorEastAsia" w:hAnsiTheme="majorHAnsi" w:cstheme="majorBidi"/>
+        <w:rFonts/>
         <w:b/>
         <w:bCs/>
       </w:rPr>
@@ -3785,14 +3779,14 @@
     </w:tblStylePr>
     <w:tblStylePr w:type="firstCol">
       <w:rPr>
-        <w:rFonts w:asciiTheme="majorHAnsi" w:eastAsiaTheme="majorEastAsia" w:hAnsiTheme="majorHAnsi" w:cstheme="majorBidi"/>
+        <w:rFonts/>
         <w:b/>
         <w:bCs/>
       </w:rPr>
     </w:tblStylePr>
     <w:tblStylePr w:type="lastCol">
       <w:rPr>
-        <w:rFonts w:asciiTheme="majorHAnsi" w:eastAsiaTheme="majorEastAsia" w:hAnsiTheme="majorHAnsi" w:cstheme="majorBidi"/>
+        <w:rFonts/>
         <w:b/>
         <w:bCs/>
       </w:rPr>
@@ -5657,7 +5651,7 @@
     </w:tblPr>
     <w:tblStylePr w:type="firstRow">
       <w:rPr>
-        <w:rFonts w:asciiTheme="majorHAnsi" w:eastAsiaTheme="majorEastAsia" w:hAnsiTheme="majorHAnsi" w:cstheme="majorBidi"/>
+        <w:rFonts/>
       </w:rPr>
       <w:tblPr/>
       <w:tcPr>
@@ -5741,7 +5735,7 @@
     </w:tblPr>
     <w:tblStylePr w:type="firstRow">
       <w:rPr>
-        <w:rFonts w:asciiTheme="majorHAnsi" w:eastAsiaTheme="majorEastAsia" w:hAnsiTheme="majorHAnsi" w:cstheme="majorBidi"/>
+        <w:rFonts/>
       </w:rPr>
       <w:tblPr/>
       <w:tcPr>
@@ -5825,7 +5819,7 @@
     </w:tblPr>
     <w:tblStylePr w:type="firstRow">
       <w:rPr>
-        <w:rFonts w:asciiTheme="majorHAnsi" w:eastAsiaTheme="majorEastAsia" w:hAnsiTheme="majorHAnsi" w:cstheme="majorBidi"/>
+        <w:rFonts/>
       </w:rPr>
       <w:tblPr/>
       <w:tcPr>
@@ -5909,7 +5903,7 @@
     </w:tblPr>
     <w:tblStylePr w:type="firstRow">
       <w:rPr>
-        <w:rFonts w:asciiTheme="majorHAnsi" w:eastAsiaTheme="majorEastAsia" w:hAnsiTheme="majorHAnsi" w:cstheme="majorBidi"/>
+        <w:rFonts/>
       </w:rPr>
       <w:tblPr/>
       <w:tcPr>
@@ -5993,7 +5987,7 @@
     </w:tblPr>
     <w:tblStylePr w:type="firstRow">
       <w:rPr>
-        <w:rFonts w:asciiTheme="majorHAnsi" w:eastAsiaTheme="majorEastAsia" w:hAnsiTheme="majorHAnsi" w:cstheme="majorBidi"/>
+        <w:rFonts/>
       </w:rPr>
       <w:tblPr/>
       <w:tcPr>
@@ -6077,7 +6071,7 @@
     </w:tblPr>
     <w:tblStylePr w:type="firstRow">
       <w:rPr>
-        <w:rFonts w:asciiTheme="majorHAnsi" w:eastAsiaTheme="majorEastAsia" w:hAnsiTheme="majorHAnsi" w:cstheme="majorBidi"/>
+        <w:rFonts/>
       </w:rPr>
       <w:tblPr/>
       <w:tcPr>
@@ -6161,7 +6155,7 @@
     </w:tblPr>
     <w:tblStylePr w:type="firstRow">
       <w:rPr>
-        <w:rFonts w:asciiTheme="majorHAnsi" w:eastAsiaTheme="majorEastAsia" w:hAnsiTheme="majorHAnsi" w:cstheme="majorBidi"/>
+        <w:rFonts/>
       </w:rPr>
       <w:tblPr/>
       <w:tcPr>
@@ -6226,7 +6220,7 @@
       <w:spacing w:after="0" w:line="240" w:lineRule="auto"/>
     </w:pPr>
     <w:rPr>
-      <w:rFonts w:asciiTheme="majorHAnsi" w:eastAsiaTheme="majorEastAsia" w:hAnsiTheme="majorHAnsi" w:cstheme="majorBidi"/>
+      <w:rFonts/>
       <w:color w:val="000000" w:themeColor="text1"/>
     </w:rPr>
     <w:tblPr>
@@ -6354,7 +6348,7 @@
       <w:spacing w:after="0" w:line="240" w:lineRule="auto"/>
     </w:pPr>
     <w:rPr>
-      <w:rFonts w:asciiTheme="majorHAnsi" w:eastAsiaTheme="majorEastAsia" w:hAnsiTheme="majorHAnsi" w:cstheme="majorBidi"/>
+      <w:rFonts/>
       <w:color w:val="000000" w:themeColor="text1"/>
     </w:rPr>
     <w:tblPr>
@@ -6482,7 +6476,7 @@
       <w:spacing w:after="0" w:line="240" w:lineRule="auto"/>
     </w:pPr>
     <w:rPr>
-      <w:rFonts w:asciiTheme="majorHAnsi" w:eastAsiaTheme="majorEastAsia" w:hAnsiTheme="majorHAnsi" w:cstheme="majorBidi"/>
+      <w:rFonts/>
       <w:color w:val="000000" w:themeColor="text1"/>
     </w:rPr>
     <w:tblPr>
@@ -6610,7 +6604,7 @@
       <w:spacing w:after="0" w:line="240" w:lineRule="auto"/>
     </w:pPr>
     <w:rPr>
-      <w:rFonts w:asciiTheme="majorHAnsi" w:eastAsiaTheme="majorEastAsia" w:hAnsiTheme="majorHAnsi" w:cstheme="majorBidi"/>
+      <w:rFonts/>
       <w:color w:val="000000" w:themeColor="text1"/>
     </w:rPr>
     <w:tblPr>
@@ -6738,7 +6732,7 @@
       <w:spacing w:after="0" w:line="240" w:lineRule="auto"/>
     </w:pPr>
     <w:rPr>
-      <w:rFonts w:asciiTheme="majorHAnsi" w:eastAsiaTheme="majorEastAsia" w:hAnsiTheme="majorHAnsi" w:cstheme="majorBidi"/>
+      <w:rFonts/>
       <w:color w:val="000000" w:themeColor="text1"/>
     </w:rPr>
     <w:tblPr>
@@ -6866,7 +6860,7 @@
       <w:spacing w:after="0" w:line="240" w:lineRule="auto"/>
     </w:pPr>
     <w:rPr>
-      <w:rFonts w:asciiTheme="majorHAnsi" w:eastAsiaTheme="majorEastAsia" w:hAnsiTheme="majorHAnsi" w:cstheme="majorBidi"/>
+      <w:rFonts/>
       <w:color w:val="000000" w:themeColor="text1"/>
     </w:rPr>
     <w:tblPr>
@@ -6994,7 +6988,7 @@
       <w:spacing w:after="0" w:line="240" w:lineRule="auto"/>
     </w:pPr>
     <w:rPr>
-      <w:rFonts w:asciiTheme="majorHAnsi" w:eastAsiaTheme="majorEastAsia" w:hAnsiTheme="majorHAnsi" w:cstheme="majorBidi"/>
+      <w:rFonts/>
       <w:color w:val="000000" w:themeColor="text1"/>
     </w:rPr>
     <w:tblPr>
@@ -7633,7 +7627,7 @@
       <w:spacing w:after="0" w:line="240" w:lineRule="auto"/>
     </w:pPr>
     <w:rPr>
-      <w:rFonts w:asciiTheme="majorHAnsi" w:eastAsiaTheme="majorEastAsia" w:hAnsiTheme="majorHAnsi" w:cstheme="majorBidi"/>
+      <w:rFonts/>
       <w:color w:val="000000" w:themeColor="text1"/>
     </w:rPr>
     <w:tblPr>
@@ -7758,7 +7752,7 @@
       <w:spacing w:after="0" w:line="240" w:lineRule="auto"/>
     </w:pPr>
     <w:rPr>
-      <w:rFonts w:asciiTheme="majorHAnsi" w:eastAsiaTheme="majorEastAsia" w:hAnsiTheme="majorHAnsi" w:cstheme="majorBidi"/>
+      <w:rFonts/>
       <w:color w:val="000000" w:themeColor="text1"/>
     </w:rPr>
     <w:tblPr>
@@ -7883,7 +7877,7 @@
       <w:spacing w:after="0" w:line="240" w:lineRule="auto"/>
     </w:pPr>
     <w:rPr>
-      <w:rFonts w:asciiTheme="majorHAnsi" w:eastAsiaTheme="majorEastAsia" w:hAnsiTheme="majorHAnsi" w:cstheme="majorBidi"/>
+      <w:rFonts/>
       <w:color w:val="000000" w:themeColor="text1"/>
     </w:rPr>
     <w:tblPr>
@@ -8008,7 +8002,7 @@
       <w:spacing w:after="0" w:line="240" w:lineRule="auto"/>
     </w:pPr>
     <w:rPr>
-      <w:rFonts w:asciiTheme="majorHAnsi" w:eastAsiaTheme="majorEastAsia" w:hAnsiTheme="majorHAnsi" w:cstheme="majorBidi"/>
+      <w:rFonts/>
       <w:color w:val="000000" w:themeColor="text1"/>
     </w:rPr>
     <w:tblPr>
@@ -8133,7 +8127,7 @@
       <w:spacing w:after="0" w:line="240" w:lineRule="auto"/>
     </w:pPr>
     <w:rPr>
-      <w:rFonts w:asciiTheme="majorHAnsi" w:eastAsiaTheme="majorEastAsia" w:hAnsiTheme="majorHAnsi" w:cstheme="majorBidi"/>
+      <w:rFonts/>
       <w:color w:val="000000" w:themeColor="text1"/>
     </w:rPr>
     <w:tblPr>
@@ -8258,7 +8252,7 @@
       <w:spacing w:after="0" w:line="240" w:lineRule="auto"/>
     </w:pPr>
     <w:rPr>
-      <w:rFonts w:asciiTheme="majorHAnsi" w:eastAsiaTheme="majorEastAsia" w:hAnsiTheme="majorHAnsi" w:cstheme="majorBidi"/>
+      <w:rFonts/>
       <w:color w:val="000000" w:themeColor="text1"/>
     </w:rPr>
     <w:tblPr>
@@ -8383,7 +8377,7 @@
       <w:spacing w:after="0" w:line="240" w:lineRule="auto"/>
     </w:pPr>
     <w:rPr>
-      <w:rFonts w:asciiTheme="majorHAnsi" w:eastAsiaTheme="majorEastAsia" w:hAnsiTheme="majorHAnsi" w:cstheme="majorBidi"/>
+      <w:rFonts/>
       <w:color w:val="000000" w:themeColor="text1"/>
     </w:rPr>
     <w:tblPr>

--- a/research/autonomy/continuation-2026-10-02/methylation-publication/outgoing/online-resource-1.docx
+++ b/research/autonomy/continuation-2026-10-02/methylation-publication/outgoing/online-resource-1.docx
@@ -12,7 +12,7 @@
     </w:p>
     <w:p>
       <w:r>
-        <w:t>Training support and score weighting alter conclusions in a public sarcoma methylation reanalysis</w:t>
+        <w:t>Interpreting confidence scores in a public sarcoma methylation dataset</w:t>
       </w:r>
     </w:p>
     <w:p>
